--- a/Documentación/SICMA_Plan_del_Proyecto.docx
+++ b/Documentación/SICMA_Plan_del_Proyecto.docx
@@ -296,16 +296,7 @@
           <w:sz w:val="22"/>
           <w:szCs w:val="22"/>
         </w:rPr>
-        <w:t xml:space="preserve">Versión: </w:t>
-      </w:r>
-      <w:r>
-        <w:rPr>
-          <w:rFonts w:ascii="Calibri" w:hAnsi="Calibri" w:cs="Calibri"/>
-          <w:color w:val="202020"/>
-          <w:sz w:val="22"/>
-          <w:szCs w:val="22"/>
-        </w:rPr>
-        <w:t xml:space="preserve">1.0</w:t>
+        <w:t>Versión: 1.1 · alineación de capacidad y alcance</w:t>
       </w:r>
     </w:p>
     <w:p>
@@ -320,16 +311,7 @@
           <w:sz w:val="22"/>
           <w:szCs w:val="22"/>
         </w:rPr>
-        <w:t xml:space="preserve">Fecha de entrega: </w:t>
-      </w:r>
-      <w:r>
-        <w:rPr>
-          <w:rFonts w:ascii="Calibri" w:hAnsi="Calibri" w:cs="Calibri"/>
-          <w:color w:val="202020"/>
-          <w:sz w:val="22"/>
-          <w:szCs w:val="22"/>
-        </w:rPr>
-        <w:t xml:space="preserve">septiembre de 2026</w:t>
+        <w:t>Actualización: 5 de octubre de 2026</w:t>
       </w:r>
     </w:p>
     <w:p>
@@ -358,7 +340,7 @@
           <w:sz w:val="20"/>
           <w:szCs w:val="20"/>
         </w:rPr>
-        <w:t xml:space="preserve">Basado en el documento 1.5 y su carta Gantt. Conserva las actividades, periodos y responsables allí definidos. Los controles y estimaciones adicionales son una propuesta operativa; no representan horas ejecutadas ni fechas académicas confirmadas.</w:t>
+        <w:t>Actualiza la planificación del 1.5 con la dedicación semanal confirmada y las estimaciones consolidadas del Kanban. Los periodos son una previsión relativa, no fechas ni horas ejecutadas.</w:t>
       </w:r>
     </w:p>
     <w:p>
@@ -383,11 +365,185 @@
       </w:r>
     </w:p>
     <w:p>
+      <w:pPr>
+        <w:keepNext w:val="0"/>
+        <w:pageBreakBefore w:val="0"/>
+        <w:tabs>
+          <w:tab w:pos="8928" w:val="right" w:leader="dot"/>
+        </w:tabs>
+        <w:spacing w:after="100"/>
+      </w:pPr>
       <w:r>
         <w:fldChar w:fldCharType="begin"/>
-        <w:instrText xml:space="preserve"> TOC \o "1-3" \h \z \u </w:instrText>
+      </w:r>
+      <w:r>
+        <w:instrText> TOC \o "1-1" \h \z \u </w:instrText>
+      </w:r>
+      <w:r>
         <w:fldChar w:fldCharType="separate"/>
-        <w:t>Actualiza este campo en Word para generar el índice.</w:t>
+      </w:r>
+      <w:r>
+        <w:rPr>
+          <w:b w:val="0"/>
+          <w:sz w:val="20"/>
+        </w:rPr>
+        <w:t>1. Objetivo, alcance y línea base</w:t>
+        <w:tab/>
+        <w:t>3</w:t>
+      </w:r>
+    </w:p>
+    <w:p>
+      <w:pPr>
+        <w:keepNext w:val="0"/>
+        <w:pageBreakBefore w:val="0"/>
+        <w:tabs>
+          <w:tab w:pos="8928" w:val="right" w:leader="dot"/>
+        </w:tabs>
+        <w:spacing w:after="100"/>
+      </w:pPr>
+      <w:r>
+        <w:rPr>
+          <w:b w:val="0"/>
+          <w:sz w:val="20"/>
+        </w:rPr>
+        <w:t>2. Metodología y funcionamiento del equipo</w:t>
+        <w:tab/>
+        <w:t>4</w:t>
+      </w:r>
+    </w:p>
+    <w:p>
+      <w:pPr>
+        <w:keepNext w:val="0"/>
+        <w:pageBreakBefore w:val="0"/>
+        <w:tabs>
+          <w:tab w:pos="8928" w:val="right" w:leader="dot"/>
+        </w:tabs>
+        <w:spacing w:after="100"/>
+      </w:pPr>
+      <w:r>
+        <w:rPr>
+          <w:b w:val="0"/>
+          <w:sz w:val="20"/>
+        </w:rPr>
+        <w:t>3. Responsabilidades y coordinación</w:t>
+        <w:tab/>
+        <w:t>5</w:t>
+      </w:r>
+    </w:p>
+    <w:p>
+      <w:pPr>
+        <w:keepNext w:val="0"/>
+        <w:pageBreakBefore w:val="0"/>
+        <w:tabs>
+          <w:tab w:pos="8928" w:val="right" w:leader="dot"/>
+        </w:tabs>
+        <w:spacing w:after="100"/>
+      </w:pPr>
+      <w:r>
+        <w:rPr>
+          <w:b w:val="0"/>
+          <w:sz w:val="20"/>
+        </w:rPr>
+        <w:t>4. Actividades, dependencias y resultados</w:t>
+        <w:tab/>
+        <w:t>6</w:t>
+      </w:r>
+    </w:p>
+    <w:p>
+      <w:pPr>
+        <w:keepNext w:val="0"/>
+        <w:pageBreakBefore w:val="0"/>
+        <w:tabs>
+          <w:tab w:pos="8928" w:val="right" w:leader="dot"/>
+        </w:tabs>
+        <w:spacing w:after="100"/>
+      </w:pPr>
+      <w:r>
+        <w:rPr>
+          <w:b w:val="0"/>
+          <w:sz w:val="20"/>
+        </w:rPr>
+        <w:t>5. Carta Gantt e hitos de control</w:t>
+        <w:tab/>
+        <w:t>7</w:t>
+      </w:r>
+    </w:p>
+    <w:p>
+      <w:pPr>
+        <w:keepNext w:val="0"/>
+        <w:pageBreakBefore w:val="0"/>
+        <w:tabs>
+          <w:tab w:pos="8928" w:val="right" w:leader="dot"/>
+        </w:tabs>
+        <w:spacing w:after="100"/>
+      </w:pPr>
+      <w:r>
+        <w:rPr>
+          <w:b w:val="0"/>
+          <w:sz w:val="20"/>
+        </w:rPr>
+        <w:t>6. Capacidad, recursos y factibilidad</w:t>
+        <w:tab/>
+        <w:t>8</w:t>
+      </w:r>
+    </w:p>
+    <w:p>
+      <w:pPr>
+        <w:keepNext w:val="0"/>
+        <w:pageBreakBefore w:val="0"/>
+        <w:tabs>
+          <w:tab w:pos="8928" w:val="right" w:leader="dot"/>
+        </w:tabs>
+        <w:spacing w:after="100"/>
+      </w:pPr>
+      <w:r>
+        <w:rPr>
+          <w:b w:val="0"/>
+          <w:sz w:val="20"/>
+        </w:rPr>
+        <w:t>7. Riesgos y continuidad del trabajo</w:t>
+        <w:tab/>
+        <w:t>9</w:t>
+      </w:r>
+    </w:p>
+    <w:p>
+      <w:pPr>
+        <w:keepNext w:val="0"/>
+        <w:pageBreakBefore w:val="0"/>
+        <w:tabs>
+          <w:tab w:pos="8928" w:val="right" w:leader="dot"/>
+        </w:tabs>
+        <w:spacing w:after="100"/>
+      </w:pPr>
+      <w:r>
+        <w:rPr>
+          <w:b w:val="0"/>
+          <w:sz w:val="20"/>
+        </w:rPr>
+        <w:t>8. Calidad, cambios y criterios de cierre</w:t>
+        <w:tab/>
+        <w:t>10</w:t>
+      </w:r>
+    </w:p>
+    <w:p>
+      <w:pPr>
+        <w:keepNext w:val="0"/>
+        <w:pageBreakBefore w:val="0"/>
+        <w:tabs>
+          <w:tab w:pos="8928" w:val="right" w:leader="dot"/>
+        </w:tabs>
+        <w:spacing w:after="100"/>
+      </w:pPr>
+      <w:r>
+        <w:rPr>
+          <w:b w:val="0"/>
+          <w:sz w:val="20"/>
+        </w:rPr>
+        <w:t>9. Entregables y organización de evidencias</w:t>
+        <w:tab/>
+        <w:t>11</w:t>
+      </w:r>
+      <w:r>
         <w:fldChar w:fldCharType="end"/>
       </w:r>
     </w:p>
@@ -435,7 +591,7 @@
         <w:rPr>
           <w:rtl w:val="0"/>
         </w:rPr>
-        <w:t xml:space="preserve">El alcance comprende plataforma web operativa, aplicación móvil de consulta, usuarios y roles, activos e historial, mediciones ambientales, alertas, acceso físico lógico e intervenciones por ventanas. Incluye las integraciones previstas con ESP32, lector biométrico, Zabbix y Power BI, además de persistencia MySQL y la demostración de alta disponibilidad prevista en el 1.5.</w:t>
+        <w:t>Web Angular operativa según rol; móvil Ionic de solo consulta; inventario e historial; ESP32-S3/DHT22 para temperatura y humedad; Zabbix para infraestructura; registro de accesos decididos por HID; solicitudes en Forms, calendario compartido y avisos con Power Automate; indicadores en Power BI.</w:t>
       </w:r>
     </w:p>
     <w:p>
@@ -446,7 +602,7 @@
         <w:rPr>
           <w:rtl w:val="0"/>
         </w:rPr>
-        <w:t xml:space="preserve">Se trabaja en laboratorio: no se interviene un datacenter productivo ni se opera una cerradura. La coincidencia biométrica se procesa fuera de SICMA; el sistema conserva identidad externa y eventos. El móvil no modifica registros de negocio, conforme a los documentos de diseño posteriores al 1.5.</w:t>
+        <w:t>El entorno es de laboratorio. Backend, Zabbix y base de datos se alojan on premise; frontend y Power BI, en la nube. El clúster contempla tres nodos MySQL y un Router, un único escritor y prueba controlada de caída del primario. SICMA no conserva huellas ni acciona cerraduras.</w:t>
       </w:r>
     </w:p>
     <w:p>
@@ -459,13 +615,7 @@
           <w:bCs w:val="1"/>
           <w:rtl w:val="0"/>
         </w:rPr>
-        <w:t xml:space="preserve">Línea base temporal. </w:t>
-      </w:r>
-      <w:r>
-        <w:rPr>
-          <w:rtl w:val="0"/>
-        </w:rPr>
-        <w:t xml:space="preserve">Se mantienen 18 semanas: Fase 1, S1–S4; Fase 2, S5–S15; Fase 3, S16–S18. Esta distribución procede de la carta Gantt de trabajo y debe contrastarse con el calendario de la asignatura. No se asignan fechas de calendario sin conocer el inicio oficial.</w:t>
+        <w:t>Las 18 semanas son relativas: Fase 1 S1–S4, Fase 2 S5–S15 y Fase 3 S16–S18. Falta la fecha oficial de inicio; no se afirma cumplimiento de plazos ni se inventan fechas académicas.</w:t>
       </w:r>
     </w:p>
     <w:p>
@@ -478,13 +628,7 @@
           <w:bCs w:val="1"/>
           <w:rtl w:val="0"/>
         </w:rPr>
-        <w:t xml:space="preserve">Control del alcance. </w:t>
-      </w:r>
-      <w:r>
-        <w:rPr>
-          <w:rtl w:val="0"/>
-        </w:rPr>
-        <w:t xml:space="preserve">Los requisitos Must se priorizan; Should y Could se abordan solo con capacidad disponible. La identificación por código QR queda retirada del alcance, conforme al documento de requerimientos v1.2. Una reducción de integraciones o de alta disponibilidad modifica alcance y exige decisión documentada; un simulador no demuestra por sí solo una integración física completa.</w:t>
+        <w:t>Quedan fuera reservas propias y resolución de solapamientos, permisos físicos administrados en SICMA, salud general de dependencias, adjuntos, exportaciones generales y un dashboard analítico web que duplique Power BI. Se mantienen las exclusiones de QR, auditoría general, respaldo lógico, biometría cruda y actuación física.</w:t>
       </w:r>
     </w:p>
     <w:p>
@@ -495,7 +639,7 @@
         <w:rPr>
           <w:rtl w:val="0"/>
         </w:rPr>
-        <w:t xml:space="preserve">El documento 1.5 permanece sin modificaciones. Al consolidar la entrega se revisarán sus descripciones generales frente a decisiones posteriores: móvil de consulta, manejo de identidad biométrica y permisos de auditoría. Este plan registra esas precisiones sin afirmar que los archivos anteriores ya estén sincronizados.</w:t>
+        <w:t>Se sincronizan 1.4, 1.5 y los documentos vigentes de diseño y gestión. La fuente funcional es 01-Instrucciones-sistems-sicma.docx; la relación de archivos vigentes e históricos se identifica en Documentación/README.md.</w:t>
       </w:r>
     </w:p>
     <w:p>
@@ -531,7 +675,7 @@
         <w:rPr>
           <w:rtl w:val="0"/>
         </w:rPr>
-        <w:t xml:space="preserve">Se mantiene el enfoque híbrido Kanban y prácticas DevOps declarado en el 1.5. El desarrollo es incremental: cada entrega agrega una capacidad comprobable. No se introducen sprints ni roles Scrum. El tablero organiza el trabajo; las ventanas controlan cuándo se valida una integración o se representa una intervención del escenario.</w:t>
+        <w:t>Se mantiene Kanban con prácticas DevOps: incrementos verificables, revisión entre compañeros y commits trazables. Forms recibe solicitudes y Power Automate apoya su calendario; no se implementa un motor propio de reservas.</w:t>
       </w:r>
     </w:p>
     <w:tbl>
@@ -1169,15 +1313,7 @@
                 <w:szCs w:val="18"/>
                 <w:color w:val="202020"/>
               </w:rPr>
-              <w:t xml:space="preserve">Infraestructura, seguridad, Zabbix y sensores IoT; monitoreo e integraciones.</w:t>
-            </w:r>
-            <w:r>
-              <w:rPr>
-                <w:rtl w:val="0"/>
-                <w:sz w:val="18"/>
-                <w:szCs w:val="18"/>
-                <w:color w:val="202020"/>
-              </w:rPr>
+              <w:t>Álvaro: backend, infraestructura, seguridad, IoT, HID, Zabbix y SMTP. 240 h estimadas; 30 h de reserva.</w:t>
             </w:r>
           </w:p>
         </w:tc>
@@ -1200,15 +1336,7 @@
                 <w:szCs w:val="18"/>
                 <w:color w:val="202020"/>
               </w:rPr>
-              <w:t xml:space="preserve">Preparar contratos y entorno de integración junto con Fidel; aportar evidencias técnicas de conectividad y fallas.</w:t>
-            </w:r>
-            <w:r>
-              <w:rPr>
-                <w:rtl w:val="0"/>
-                <w:sz w:val="18"/>
-                <w:szCs w:val="18"/>
-                <w:color w:val="202020"/>
-              </w:rPr>
+              <w:t>Coordina sus tarjetas y solicita revisión de un compañero. El reparto se revisa semanalmente sin exceder 15 h por persona.</w:t>
             </w:r>
           </w:p>
         </w:tc>
@@ -1270,15 +1398,7 @@
                 <w:szCs w:val="18"/>
                 <w:color w:val="202020"/>
               </w:rPr>
-              <w:t xml:space="preserve">Desarrollo web y móvil, base de datos e integración; prototipos y diseño con Álvaro.</w:t>
-            </w:r>
-            <w:r>
-              <w:rPr>
-                <w:rtl w:val="0"/>
-                <w:sz w:val="18"/>
-                <w:szCs w:val="18"/>
-                <w:color w:val="202020"/>
-              </w:rPr>
+              <w:t>Fidel: web, móvil, modelo de datos, clúster MySQL y Power BI. 252 h estimadas; 18 h de reserva.</w:t>
             </w:r>
           </w:p>
         </w:tc>
@@ -1302,15 +1422,7 @@
                 <w:szCs w:val="18"/>
                 <w:color w:val="202020"/>
               </w:rPr>
-              <w:t xml:space="preserve">Implementar flujos y persistencia; acordar adaptadores, revisión y apoyo para evitar concentración de carga.</w:t>
-            </w:r>
-            <w:r>
-              <w:rPr>
-                <w:rtl w:val="0"/>
-                <w:sz w:val="18"/>
-                <w:szCs w:val="18"/>
-                <w:color w:val="202020"/>
-              </w:rPr>
+              <w:t>Coordina sus tarjetas y solicita revisión de un compañero. El reparto se revisa semanalmente sin exceder 15 h por persona.</w:t>
             </w:r>
           </w:p>
         </w:tc>
@@ -1370,15 +1482,7 @@
                 <w:szCs w:val="18"/>
                 <w:color w:val="202020"/>
               </w:rPr>
-              <w:t xml:space="preserve">Planificación, documentación y coordinación de pruebas.</w:t>
-            </w:r>
-            <w:r>
-              <w:rPr>
-                <w:rtl w:val="0"/>
-                <w:sz w:val="18"/>
-                <w:szCs w:val="18"/>
-                <w:color w:val="202020"/>
-              </w:rPr>
+              <w:t>Claudio: planificación, documentación, pruebas y Forms/Power Automate, con apoyo de Álvaro en la API. 228 h estimadas; 42 h de reserva.</w:t>
             </w:r>
           </w:p>
         </w:tc>
@@ -1401,15 +1505,7 @@
                 <w:szCs w:val="18"/>
                 <w:color w:val="202020"/>
               </w:rPr>
-              <w:t xml:space="preserve">Consolidar tablero, actas, cobertura de pruebas y entrega; ejecutar recorridos funcionales y registrar observaciones.</w:t>
-            </w:r>
-            <w:r>
-              <w:rPr>
-                <w:rtl w:val="0"/>
-                <w:sz w:val="18"/>
-                <w:szCs w:val="18"/>
-                <w:color w:val="202020"/>
-              </w:rPr>
+              <w:t>Coordina sus tarjetas y solicita revisión de un compañero. El reparto se revisa semanalmente sin exceder 15 h por persona.</w:t>
             </w:r>
           </w:p>
         </w:tc>
@@ -1433,7 +1529,7 @@
         <w:rPr>
           <w:rtl w:val="0"/>
         </w:rPr>
-        <w:t xml:space="preserve">Los responsables coordinan resultados; no realizan necesariamente todo el trabajo de su actividad. El apoyo concreto se asignará en el tablero. La carga de desarrollo de Fidel requiere revisión semanal: si supera la capacidad disponible, el equipo acuerda división de tareas y apoyo, sin sacrificar revisión o pruebas.</w:t>
+        <w:t>Cada integrante dispone de 15 h por semana. Las estimaciones incluyen su desarrollo, coordinación, revisión y documentación: no se duplican esas horas. Reasignar apoyo antes de superar el límite individual, especialmente en semanas de integración.</w:t>
       </w:r>
     </w:p>
     <w:p>
@@ -1647,17 +1743,9 @@
                 <w:szCs w:val="18"/>
                 <w:color w:val="202020"/>
               </w:rPr>
-              <w:t xml:space="preserve">A1</w:t>
-              <w:br w:type="textWrapping"/>
-              <w:t xml:space="preserve">S1–S3</w:t>
-            </w:r>
-            <w:r>
-              <w:rPr>
-                <w:rtl w:val="0"/>
-                <w:sz w:val="18"/>
-                <w:szCs w:val="18"/>
-                <w:color w:val="202020"/>
-              </w:rPr>
+              <w:t>A1</w:t>
+              <w:br/>
+              <w:t>S1–S3</w:t>
             </w:r>
           </w:p>
         </w:tc>
@@ -1680,17 +1768,9 @@
                 <w:szCs w:val="18"/>
                 <w:color w:val="202020"/>
               </w:rPr>
-              <w:t xml:space="preserve">Planificación y requerimientos</w:t>
-              <w:br w:type="textWrapping"/>
-              <w:t xml:space="preserve">Claudio y equipo</w:t>
-            </w:r>
-            <w:r>
-              <w:rPr>
-                <w:rtl w:val="0"/>
-                <w:sz w:val="18"/>
-                <w:szCs w:val="18"/>
-                <w:color w:val="202020"/>
-              </w:rPr>
+              <w:t>Planificación y requisitos</w:t>
+              <w:br/>
+              <w:t>Claudio y equipo</w:t>
             </w:r>
           </w:p>
         </w:tc>
@@ -1713,17 +1793,7 @@
                 <w:szCs w:val="18"/>
                 <w:color w:val="202020"/>
               </w:rPr>
-              <w:t xml:space="preserve">Alcance, requisitos priorizados y tablero inicial.</w:t>
-              <w:br w:type="textWrapping"/>
-              <w:t xml:space="preserve">Depende de: Inicio del proyecto.</w:t>
-            </w:r>
-            <w:r>
-              <w:rPr>
-                <w:rtl w:val="0"/>
-                <w:sz w:val="18"/>
-                <w:szCs w:val="18"/>
-                <w:color w:val="202020"/>
-              </w:rPr>
+              <w:t>Base inicial del plan → diseño #7; seguimiento durante todo el semestre.</w:t>
             </w:r>
           </w:p>
         </w:tc>
@@ -1753,17 +1823,9 @@
                 <w:szCs w:val="18"/>
                 <w:color w:val="202020"/>
               </w:rPr>
-              <w:t xml:space="preserve">A2</w:t>
-              <w:br w:type="textWrapping"/>
-              <w:t xml:space="preserve">S2–S5</w:t>
-            </w:r>
-            <w:r>
-              <w:rPr>
-                <w:rtl w:val="0"/>
-                <w:sz w:val="18"/>
-                <w:szCs w:val="18"/>
-                <w:color w:val="202020"/>
-              </w:rPr>
+              <w:t>A2</w:t>
+              <w:br/>
+              <w:t>S2–S15</w:t>
             </w:r>
           </w:p>
         </w:tc>
@@ -1787,17 +1849,9 @@
                 <w:szCs w:val="18"/>
                 <w:color w:val="202020"/>
               </w:rPr>
-              <w:t xml:space="preserve">Arquitectura y modelo de datos</w:t>
-              <w:br w:type="textWrapping"/>
-              <w:t xml:space="preserve">Fidel y Álvaro</w:t>
-            </w:r>
-            <w:r>
-              <w:rPr>
-                <w:rtl w:val="0"/>
-                <w:sz w:val="18"/>
-                <w:szCs w:val="18"/>
-                <w:color w:val="202020"/>
-              </w:rPr>
+              <w:t>Arquitectura, datos y clúster</w:t>
+              <w:br/>
+              <w:t>Fidel y Álvaro</w:t>
             </w:r>
           </w:p>
         </w:tc>
@@ -1821,17 +1875,7 @@
                 <w:szCs w:val="18"/>
                 <w:color w:val="202020"/>
               </w:rPr>
-              <w:t xml:space="preserve">Arquitectura, relaciones y contratos de integración.</w:t>
-              <w:br w:type="textWrapping"/>
-              <w:t xml:space="preserve">Depende de: A1 parcial; cerrar con requisitos revisados.</w:t>
-            </w:r>
-            <w:r>
-              <w:rPr>
-                <w:rtl w:val="0"/>
-                <w:sz w:val="18"/>
-                <w:szCs w:val="18"/>
-                <w:color w:val="202020"/>
-              </w:rPr>
+              <w:t>Requisitos suficientes → modelo #9; clúster #75 e integración técnica antes del despliegue.</w:t>
             </w:r>
           </w:p>
         </w:tc>
@@ -1860,17 +1904,9 @@
                 <w:szCs w:val="18"/>
                 <w:color w:val="202020"/>
               </w:rPr>
-              <w:t xml:space="preserve">A3</w:t>
-              <w:br w:type="textWrapping"/>
-              <w:t xml:space="preserve">S3–S5</w:t>
-            </w:r>
-            <w:r>
-              <w:rPr>
-                <w:rtl w:val="0"/>
-                <w:sz w:val="18"/>
-                <w:szCs w:val="18"/>
-                <w:color w:val="202020"/>
-              </w:rPr>
+              <w:t>A3</w:t>
+              <w:br/>
+              <w:t>S2–S5</w:t>
             </w:r>
           </w:p>
         </w:tc>
@@ -1893,17 +1929,9 @@
                 <w:szCs w:val="18"/>
                 <w:color w:val="202020"/>
               </w:rPr>
-              <w:t xml:space="preserve">Prototipado de interfaces</w:t>
-              <w:br w:type="textWrapping"/>
-              <w:t xml:space="preserve">Fidel</w:t>
-            </w:r>
-            <w:r>
-              <w:rPr>
-                <w:rtl w:val="0"/>
-                <w:sz w:val="18"/>
-                <w:szCs w:val="18"/>
-                <w:color w:val="202020"/>
-              </w:rPr>
+              <w:t>Prototipos</w:t>
+              <w:br/>
+              <w:t>Fidel y equipo</w:t>
             </w:r>
           </w:p>
         </w:tc>
@@ -1926,17 +1954,7 @@
                 <w:szCs w:val="18"/>
                 <w:color w:val="202020"/>
               </w:rPr>
-              <w:t xml:space="preserve">Recorridos web/móvil revisados por el equipo.</w:t>
-              <w:br w:type="textWrapping"/>
-              <w:t xml:space="preserve">Depende de: A1 parcial y acuerdos de A2.</w:t>
-            </w:r>
-            <w:r>
-              <w:rPr>
-                <w:rtl w:val="0"/>
-                <w:sz w:val="18"/>
-                <w:szCs w:val="18"/>
-                <w:color w:val="202020"/>
-              </w:rPr>
+              <w:t>Prototipos incluidos en #7 y en tareas de interfaz; 0 h adicionales.</w:t>
             </w:r>
           </w:p>
         </w:tc>
@@ -1966,17 +1984,9 @@
                 <w:szCs w:val="18"/>
                 <w:color w:val="202020"/>
               </w:rPr>
-              <w:t xml:space="preserve">A4</w:t>
-              <w:br w:type="textWrapping"/>
-              <w:t xml:space="preserve">S5–S13</w:t>
-            </w:r>
-            <w:r>
-              <w:rPr>
-                <w:rtl w:val="0"/>
-                <w:sz w:val="18"/>
-                <w:szCs w:val="18"/>
-                <w:color w:val="202020"/>
-              </w:rPr>
+              <w:t>A4</w:t>
+              <w:br/>
+              <w:t>S4–S16</w:t>
             </w:r>
           </w:p>
         </w:tc>
@@ -2000,17 +2010,9 @@
                 <w:szCs w:val="18"/>
                 <w:color w:val="202020"/>
               </w:rPr>
-              <w:t xml:space="preserve">Desarrollo web y móvil</w:t>
-              <w:br w:type="textWrapping"/>
-              <w:t xml:space="preserve">Fidel</w:t>
-            </w:r>
-            <w:r>
-              <w:rPr>
-                <w:rtl w:val="0"/>
-                <w:sz w:val="18"/>
-                <w:szCs w:val="18"/>
-                <w:color w:val="202020"/>
-              </w:rPr>
+              <w:t>Web, API y móvil</w:t>
+              <w:br/>
+              <w:t>Fidel y Álvaro</w:t>
             </w:r>
           </w:p>
         </w:tc>
@@ -2034,17 +2036,7 @@
                 <w:szCs w:val="18"/>
                 <w:color w:val="202020"/>
               </w:rPr>
-              <w:t xml:space="preserve">Incrementos de usuarios, activos, accesos e intervenciones.</w:t>
-              <w:br w:type="textWrapping"/>
-              <w:t xml:space="preserve">Depende de: Diseño suficiente de A2/A3 para cada flujo.</w:t>
-            </w:r>
-            <w:r>
-              <w:rPr>
-                <w:rtl w:val="0"/>
-                <w:sz w:val="18"/>
-                <w:szCs w:val="18"/>
-                <w:color w:val="202020"/>
-              </w:rPr>
+              <w:t>Contratos y diseño revisados → implementación por flujo; web y API pueden avanzar con contratos acordados.</w:t>
             </w:r>
           </w:p>
         </w:tc>
@@ -2073,17 +2065,9 @@
                 <w:szCs w:val="18"/>
                 <w:color w:val="202020"/>
               </w:rPr>
-              <w:t xml:space="preserve">A5</w:t>
-              <w:br w:type="textWrapping"/>
-              <w:t xml:space="preserve">S8–S14</w:t>
-            </w:r>
-            <w:r>
-              <w:rPr>
-                <w:rtl w:val="0"/>
-                <w:sz w:val="18"/>
-                <w:szCs w:val="18"/>
-                <w:color w:val="202020"/>
-              </w:rPr>
+              <w:t>A5</w:t>
+              <w:br/>
+              <w:t>S3–S16</w:t>
             </w:r>
           </w:p>
         </w:tc>
@@ -2106,17 +2090,9 @@
                 <w:szCs w:val="18"/>
                 <w:color w:val="202020"/>
               </w:rPr>
-              <w:t xml:space="preserve">Monitoreo e integraciones IoT</w:t>
-              <w:br w:type="textWrapping"/>
-              <w:t xml:space="preserve">Álvaro</w:t>
-            </w:r>
-            <w:r>
-              <w:rPr>
-                <w:rtl w:val="0"/>
-                <w:sz w:val="18"/>
-                <w:szCs w:val="18"/>
-                <w:color w:val="202020"/>
-              </w:rPr>
+              <w:t>Monitoreo e integraciones</w:t>
+              <w:br/>
+              <w:t>Equipo según tarjeta</w:t>
             </w:r>
           </w:p>
         </w:tc>
@@ -2139,17 +2115,7 @@
                 <w:szCs w:val="18"/>
                 <w:color w:val="202020"/>
               </w:rPr>
-              <w:t xml:space="preserve">ESP32, lector, Zabbix y Power BI integrados.</w:t>
-              <w:br w:type="textWrapping"/>
-              <w:t xml:space="preserve">Depende de: API y persistencia disponibles desde A4.</w:t>
-            </w:r>
-            <w:r>
-              <w:rPr>
-                <w:rtl w:val="0"/>
-                <w:sz w:val="18"/>
-                <w:szCs w:val="18"/>
-                <w:color w:val="202020"/>
-              </w:rPr>
+              <w:t>Validar contratos y dispositivos temprano; integrar cada flujo al disponer de API y datos.</w:t>
             </w:r>
           </w:p>
         </w:tc>
@@ -2179,17 +2145,9 @@
                 <w:szCs w:val="18"/>
                 <w:color w:val="202020"/>
               </w:rPr>
-              <w:t xml:space="preserve">A6</w:t>
-              <w:br w:type="textWrapping"/>
-              <w:t xml:space="preserve">S8–S15</w:t>
-            </w:r>
-            <w:r>
-              <w:rPr>
-                <w:rtl w:val="0"/>
-                <w:sz w:val="18"/>
-                <w:szCs w:val="18"/>
-                <w:color w:val="202020"/>
-              </w:rPr>
+              <w:t>A6</w:t>
+              <w:br/>
+              <w:t>S2–S17</w:t>
             </w:r>
           </w:p>
         </w:tc>
@@ -2213,17 +2171,9 @@
                 <w:szCs w:val="18"/>
                 <w:color w:val="202020"/>
               </w:rPr>
-              <w:t xml:space="preserve">Medidas de seguridad</w:t>
-              <w:br w:type="textWrapping"/>
-              <w:t xml:space="preserve">Álvaro</w:t>
-            </w:r>
-            <w:r>
-              <w:rPr>
-                <w:rtl w:val="0"/>
-                <w:sz w:val="18"/>
-                <w:szCs w:val="18"/>
-                <w:color w:val="202020"/>
-              </w:rPr>
+              <w:t>Seguridad y despliegue</w:t>
+              <w:br/>
+              <w:t>Álvaro</w:t>
             </w:r>
           </w:p>
         </w:tc>
@@ -2247,17 +2197,7 @@
                 <w:szCs w:val="18"/>
                 <w:color w:val="202020"/>
               </w:rPr>
-              <w:t xml:space="preserve">Validación de permisos, comunicaciones y registros.</w:t>
-              <w:br w:type="textWrapping"/>
-              <w:t xml:space="preserve">Depende de: Cada incremento; bases de seguridad desde A4.</w:t>
-            </w:r>
-            <w:r>
-              <w:rPr>
-                <w:rtl w:val="0"/>
-                <w:sz w:val="18"/>
-                <w:szCs w:val="18"/>
-                <w:color w:val="202020"/>
-              </w:rPr>
+              <w:t>Identidad y controles desde el inicio; despliegue tras integrar componentes y clúster.</w:t>
             </w:r>
           </w:p>
         </w:tc>
@@ -2286,17 +2226,9 @@
                 <w:szCs w:val="18"/>
                 <w:color w:val="202020"/>
               </w:rPr>
-              <w:t xml:space="preserve">A7</w:t>
-              <w:br w:type="textWrapping"/>
-              <w:t xml:space="preserve">S6–S17</w:t>
-            </w:r>
-            <w:r>
-              <w:rPr>
-                <w:rtl w:val="0"/>
-                <w:sz w:val="18"/>
-                <w:szCs w:val="18"/>
-                <w:color w:val="202020"/>
-              </w:rPr>
+              <w:t>A7</w:t>
+              <w:br/>
+              <w:t>S3–S18</w:t>
             </w:r>
           </w:p>
         </w:tc>
@@ -2319,17 +2251,9 @@
                 <w:szCs w:val="18"/>
                 <w:color w:val="202020"/>
               </w:rPr>
-              <w:t xml:space="preserve">Pruebas y calidad</w:t>
-              <w:br w:type="textWrapping"/>
-              <w:t xml:space="preserve">Claudio</w:t>
-            </w:r>
-            <w:r>
-              <w:rPr>
-                <w:rtl w:val="0"/>
-                <w:sz w:val="18"/>
-                <w:szCs w:val="18"/>
-                <w:color w:val="202020"/>
-              </w:rPr>
+              <w:t>Pruebas y calidad</w:t>
+              <w:br/>
+              <w:t>Claudio y equipo</w:t>
             </w:r>
           </w:p>
         </w:tc>
@@ -2352,17 +2276,7 @@
                 <w:szCs w:val="18"/>
                 <w:color w:val="202020"/>
               </w:rPr>
-              <w:t xml:space="preserve">Resultados, defectos, correcciones y regresión.</w:t>
-              <w:br w:type="textWrapping"/>
-              <w:t xml:space="preserve">Depende de: Incrementos verificables de A4/A5/A6.</w:t>
-            </w:r>
-            <w:r>
-              <w:rPr>
-                <w:rtl w:val="0"/>
-                <w:sz w:val="18"/>
-                <w:szCs w:val="18"/>
-                <w:color w:val="202020"/>
-              </w:rPr>
+              <w:t>Plan de pruebas temprano; ejecución tras cada incremento; regresión y aceptación al final.</w:t>
             </w:r>
           </w:p>
         </w:tc>
@@ -2392,17 +2306,9 @@
                 <w:szCs w:val="18"/>
                 <w:color w:val="202020"/>
               </w:rPr>
-              <w:t xml:space="preserve">A8</w:t>
-              <w:br w:type="textWrapping"/>
-              <w:t xml:space="preserve">S1–S18</w:t>
-            </w:r>
-            <w:r>
-              <w:rPr>
-                <w:rtl w:val="0"/>
-                <w:sz w:val="18"/>
-                <w:szCs w:val="18"/>
-                <w:color w:val="202020"/>
-              </w:rPr>
+              <w:t>A8</w:t>
+              <w:br/>
+              <w:t>S1–S18</w:t>
             </w:r>
           </w:p>
         </w:tc>
@@ -2426,17 +2332,9 @@
                 <w:szCs w:val="18"/>
                 <w:color w:val="202020"/>
               </w:rPr>
-              <w:t xml:space="preserve">Documentación y cierre</w:t>
-              <w:br w:type="textWrapping"/>
-              <w:t xml:space="preserve">Claudio y equipo</w:t>
-            </w:r>
-            <w:r>
-              <w:rPr>
-                <w:rtl w:val="0"/>
-                <w:sz w:val="18"/>
-                <w:szCs w:val="18"/>
-                <w:color w:val="202020"/>
-              </w:rPr>
+              <w:t>Documentación y cierre</w:t>
+              <w:br/>
+              <w:t>Claudio y equipo</w:t>
             </w:r>
           </w:p>
         </w:tc>
@@ -2460,17 +2358,7 @@
                 <w:szCs w:val="18"/>
                 <w:color w:val="202020"/>
               </w:rPr>
-              <w:t xml:space="preserve">Documentación, manuales, evidencias y presentación.</w:t>
-              <w:br w:type="textWrapping"/>
-              <w:t xml:space="preserve">Depende de: Se alimenta de todas las actividades.</w:t>
-            </w:r>
-            <w:r>
-              <w:rPr>
-                <w:rtl w:val="0"/>
-                <w:sz w:val="18"/>
-                <w:szCs w:val="18"/>
-                <w:color w:val="202020"/>
-              </w:rPr>
+              <w:t>Documentación continua dentro de cada tarea; #78 y #79 consolidan manuales, evidencias y demostración.</w:t>
             </w:r>
           </w:p>
         </w:tc>
@@ -2484,7 +2372,7 @@
         <w:rPr>
           <w:rtl w:val="0"/>
         </w:rPr>
-        <w:t xml:space="preserve">Los periodos son los del 1.5. Dependencia parcial permite trabajar en paralelo sobre decisiones suficientes y registradas; no significa programar sin requisitos. La validación del diseño inicial se prepara en S4 y sus ajustes continúan en S5. Las fechas oficiales de evaluación prevalecerán cuando se confirmen.</w:t>
+        <w:t>Los periodos actualizados se sincronizan con el 1.5. A2 combina diseño en S2–S5 y clúster en S12–S15; A3 está incluido en las estimaciones de diseño e interfaces. Las dependencias se concretan por tarjeta y no obligan a cerrar todo un grupo para iniciar otro.</w:t>
       </w:r>
     </w:p>
     <w:p>
@@ -2565,7 +2453,7 @@
         <w:rPr>
           <w:rtl w:val="0"/>
         </w:rPr>
-        <w:t xml:space="preserve">Figura 1. Cronograma reproducido a partir de las actividades y semanas de la carta Gantt del documento 1.5.</w:t>
+        <w:t>Figura 1. Carta Gantt relativa sincronizada con el documento 1.5. Los intervalos indican trabajo posible, no ocupación completa.</w:t>
       </w:r>
     </w:p>
     <w:tbl>
@@ -2904,15 +2792,7 @@
                 <w:szCs w:val="18"/>
                 <w:color w:val="202020"/>
               </w:rPr>
-              <w:t xml:space="preserve">H4 · S13–S15</w:t>
-            </w:r>
-            <w:r>
-              <w:rPr>
-                <w:rtl w:val="0"/>
-                <w:sz w:val="18"/>
-                <w:szCs w:val="18"/>
-                <w:color w:val="202020"/>
-              </w:rPr>
+              <w:t>H4 · S15–S16</w:t>
             </w:r>
           </w:p>
         </w:tc>
@@ -2936,15 +2816,7 @@
                 <w:szCs w:val="18"/>
                 <w:color w:val="202020"/>
               </w:rPr>
-              <w:t xml:space="preserve">Flujos e integraciones previstos completos; defectos y seguridad revisados.</w:t>
-            </w:r>
-            <w:r>
-              <w:rPr>
-                <w:rtl w:val="0"/>
-                <w:sz w:val="18"/>
-                <w:szCs w:val="18"/>
-                <w:color w:val="202020"/>
-              </w:rPr>
+              <w:t>Integraciones previstas disponibles para regresión; registrar defectos, bloqueos y evidencia pendiente.</w:t>
             </w:r>
           </w:p>
         </w:tc>
@@ -3062,7 +2934,7 @@
         <w:rPr>
           <w:rtl w:val="0"/>
         </w:rPr>
-        <w:t xml:space="preserve">El 1.5 indica 15 horas semanales del equipo. Para este plan se interpreta como capacidad total: 18 × 15 = 270 horas-persona. Si la intención era 15 horas por integrante, la estimación cambia y debe corregirse mediante un acuerdo registrado; no se asume esa capacidad adicional.</w:t>
+        <w:t>La dedicación confirmada es de 15 horas semanales por integrante: 3 personas × 15 h × 18 semanas = 810 horas-persona (270 por persona). El Kanban agrupa 36 tareas y 720 horas estimadas, con 90 horas de reserva dentro del mismo semestre; no son horas ejecutadas.</w:t>
       </w:r>
     </w:p>
     <w:tbl>
@@ -3194,15 +3066,7 @@
                 <w:szCs w:val="18"/>
                 <w:color w:val="202020"/>
               </w:rPr>
-              <w:t xml:space="preserve">A1 Planificación y requisitos</w:t>
-            </w:r>
-            <w:r>
-              <w:rPr>
-                <w:rtl w:val="0"/>
-                <w:sz w:val="18"/>
-                <w:szCs w:val="18"/>
-                <w:color w:val="202020"/>
-              </w:rPr>
+              <w:t>A1 Planificación y requisitos</w:t>
             </w:r>
           </w:p>
         </w:tc>
@@ -3225,15 +3089,7 @@
                 <w:szCs w:val="18"/>
                 <w:color w:val="202020"/>
               </w:rPr>
-              <w:t xml:space="preserve">24</w:t>
-            </w:r>
-            <w:r>
-              <w:rPr>
-                <w:rtl w:val="0"/>
-                <w:sz w:val="18"/>
-                <w:szCs w:val="18"/>
-                <w:color w:val="202020"/>
-              </w:rPr>
+              <w:t>38</w:t>
             </w:r>
           </w:p>
         </w:tc>
@@ -3263,15 +3119,7 @@
                 <w:szCs w:val="18"/>
                 <w:color w:val="202020"/>
               </w:rPr>
-              <w:t xml:space="preserve">A2 Arquitectura y datos</w:t>
-            </w:r>
-            <w:r>
-              <w:rPr>
-                <w:rtl w:val="0"/>
-                <w:sz w:val="18"/>
-                <w:szCs w:val="18"/>
-                <w:color w:val="202020"/>
-              </w:rPr>
+              <w:t>A2 Arquitectura, datos y clúster</w:t>
             </w:r>
           </w:p>
         </w:tc>
@@ -3295,15 +3143,7 @@
                 <w:szCs w:val="18"/>
                 <w:color w:val="202020"/>
               </w:rPr>
-              <w:t xml:space="preserve">24</w:t>
-            </w:r>
-            <w:r>
-              <w:rPr>
-                <w:rtl w:val="0"/>
-                <w:sz w:val="18"/>
-                <w:szCs w:val="18"/>
-                <w:color w:val="202020"/>
-              </w:rPr>
+              <w:t>44</w:t>
             </w:r>
           </w:p>
         </w:tc>
@@ -3332,15 +3172,7 @@
                 <w:szCs w:val="18"/>
                 <w:color w:val="202020"/>
               </w:rPr>
-              <w:t xml:space="preserve">A3 Prototipos</w:t>
-            </w:r>
-            <w:r>
-              <w:rPr>
-                <w:rtl w:val="0"/>
-                <w:sz w:val="18"/>
-                <w:szCs w:val="18"/>
-                <w:color w:val="202020"/>
-              </w:rPr>
+              <w:t>A3 Prototipos</w:t>
             </w:r>
           </w:p>
         </w:tc>
@@ -3363,15 +3195,7 @@
                 <w:szCs w:val="18"/>
                 <w:color w:val="202020"/>
               </w:rPr>
-              <w:t xml:space="preserve">16</w:t>
-            </w:r>
-            <w:r>
-              <w:rPr>
-                <w:rtl w:val="0"/>
-                <w:sz w:val="18"/>
-                <w:szCs w:val="18"/>
-                <w:color w:val="202020"/>
-              </w:rPr>
+              <w:t>0 adicionales</w:t>
             </w:r>
           </w:p>
         </w:tc>
@@ -3401,15 +3225,7 @@
                 <w:szCs w:val="18"/>
                 <w:color w:val="202020"/>
               </w:rPr>
-              <w:t xml:space="preserve">A4 Web y móvil</w:t>
-            </w:r>
-            <w:r>
-              <w:rPr>
-                <w:rtl w:val="0"/>
-                <w:sz w:val="18"/>
-                <w:szCs w:val="18"/>
-                <w:color w:val="202020"/>
-              </w:rPr>
+              <w:t>A4 Web, API y móvil</w:t>
             </w:r>
           </w:p>
         </w:tc>
@@ -3433,15 +3249,7 @@
                 <w:szCs w:val="18"/>
                 <w:color w:val="202020"/>
               </w:rPr>
-              <w:t xml:space="preserve">60</w:t>
-            </w:r>
-            <w:r>
-              <w:rPr>
-                <w:rtl w:val="0"/>
-                <w:sz w:val="18"/>
-                <w:szCs w:val="18"/>
-                <w:color w:val="202020"/>
-              </w:rPr>
+              <w:t>172</w:t>
             </w:r>
           </w:p>
         </w:tc>
@@ -3470,15 +3278,7 @@
                 <w:szCs w:val="18"/>
                 <w:color w:val="202020"/>
               </w:rPr>
-              <w:t xml:space="preserve">A5 Integraciones</w:t>
-            </w:r>
-            <w:r>
-              <w:rPr>
-                <w:rtl w:val="0"/>
-                <w:sz w:val="18"/>
-                <w:szCs w:val="18"/>
-                <w:color w:val="202020"/>
-              </w:rPr>
+              <w:t>A5 Monitoreo e integraciones</w:t>
             </w:r>
           </w:p>
         </w:tc>
@@ -3501,15 +3301,7 @@
                 <w:szCs w:val="18"/>
                 <w:color w:val="202020"/>
               </w:rPr>
-              <w:t xml:space="preserve">40</w:t>
-            </w:r>
-            <w:r>
-              <w:rPr>
-                <w:rtl w:val="0"/>
-                <w:sz w:val="18"/>
-                <w:szCs w:val="18"/>
-                <w:color w:val="202020"/>
-              </w:rPr>
+              <w:t>256</w:t>
             </w:r>
           </w:p>
         </w:tc>
@@ -3539,15 +3331,7 @@
                 <w:szCs w:val="18"/>
                 <w:color w:val="202020"/>
               </w:rPr>
-              <w:t xml:space="preserve">A6 Seguridad</w:t>
-            </w:r>
-            <w:r>
-              <w:rPr>
-                <w:rtl w:val="0"/>
-                <w:sz w:val="18"/>
-                <w:szCs w:val="18"/>
-                <w:color w:val="202020"/>
-              </w:rPr>
+              <w:t>A6 Seguridad y despliegue</w:t>
             </w:r>
           </w:p>
         </w:tc>
@@ -3571,15 +3355,7 @@
                 <w:szCs w:val="18"/>
                 <w:color w:val="202020"/>
               </w:rPr>
-              <w:t xml:space="preserve">20</w:t>
-            </w:r>
-            <w:r>
-              <w:rPr>
-                <w:rtl w:val="0"/>
-                <w:sz w:val="18"/>
-                <w:szCs w:val="18"/>
-                <w:color w:val="202020"/>
-              </w:rPr>
+              <w:t>44</w:t>
             </w:r>
           </w:p>
         </w:tc>
@@ -3608,15 +3384,7 @@
                 <w:szCs w:val="18"/>
                 <w:color w:val="202020"/>
               </w:rPr>
-              <w:t xml:space="preserve">A7 Pruebas y calidad</w:t>
-            </w:r>
-            <w:r>
-              <w:rPr>
-                <w:rtl w:val="0"/>
-                <w:sz w:val="18"/>
-                <w:szCs w:val="18"/>
-                <w:color w:val="202020"/>
-              </w:rPr>
+              <w:t>A7 Pruebas y calidad</w:t>
             </w:r>
           </w:p>
         </w:tc>
@@ -3639,15 +3407,7 @@
                 <w:szCs w:val="18"/>
                 <w:color w:val="202020"/>
               </w:rPr>
-              <w:t xml:space="preserve">32</w:t>
-            </w:r>
-            <w:r>
-              <w:rPr>
-                <w:rtl w:val="0"/>
-                <w:sz w:val="18"/>
-                <w:szCs w:val="18"/>
-                <w:color w:val="202020"/>
-              </w:rPr>
+              <w:t>138</w:t>
             </w:r>
           </w:p>
         </w:tc>
@@ -3677,15 +3437,7 @@
                 <w:szCs w:val="18"/>
                 <w:color w:val="202020"/>
               </w:rPr>
-              <w:t xml:space="preserve">A8 Documentación y cierre</w:t>
-            </w:r>
-            <w:r>
-              <w:rPr>
-                <w:rtl w:val="0"/>
-                <w:sz w:val="18"/>
-                <w:szCs w:val="18"/>
-                <w:color w:val="202020"/>
-              </w:rPr>
+              <w:t>A8 Documentación y cierre</w:t>
             </w:r>
           </w:p>
         </w:tc>
@@ -3709,15 +3461,7 @@
                 <w:szCs w:val="18"/>
                 <w:color w:val="202020"/>
               </w:rPr>
-              <w:t xml:space="preserve">24</w:t>
-            </w:r>
-            <w:r>
-              <w:rPr>
-                <w:rtl w:val="0"/>
-                <w:sz w:val="18"/>
-                <w:szCs w:val="18"/>
-                <w:color w:val="202020"/>
-              </w:rPr>
+              <w:t>28</w:t>
             </w:r>
           </w:p>
         </w:tc>
@@ -3777,15 +3521,7 @@
                 <w:szCs w:val="18"/>
                 <w:color w:val="202020"/>
               </w:rPr>
-              <w:t xml:space="preserve">30</w:t>
-            </w:r>
-            <w:r>
-              <w:rPr>
-                <w:rtl w:val="0"/>
-                <w:sz w:val="18"/>
-                <w:szCs w:val="18"/>
-                <w:color w:val="202020"/>
-              </w:rPr>
+              <w:t>90</w:t>
             </w:r>
           </w:p>
         </w:tc>
@@ -3847,15 +3583,7 @@
                 <w:szCs w:val="18"/>
                 <w:color w:val="202020"/>
               </w:rPr>
-              <w:t xml:space="preserve">270</w:t>
-            </w:r>
-            <w:r>
-              <w:rPr>
-                <w:rtl w:val="0"/>
-                <w:sz w:val="18"/>
-                <w:szCs w:val="18"/>
-                <w:color w:val="202020"/>
-              </w:rPr>
+              <w:t>810 (720 + 90)</w:t>
             </w:r>
           </w:p>
         </w:tc>
@@ -3869,7 +3597,7 @@
         <w:rPr>
           <w:rtl w:val="0"/>
         </w:rPr>
-        <w:t xml:space="preserve">Las 240 horas de actividades incluyen coordinación y revisión; no se suman nuevamente. Las 30 horas de reserva se distribuyen dentro de las mismas 18 semanas, sin agregar semanas al final. Son estimaciones iniciales, no horas realizadas. El tablero deberá descomponerlas por tarea y asignarlas según capacidad semanal.</w:t>
+        <w:t>Distribución por responsable: Álvaro 240 h + 30 h de reserva; Fidel 252 h + 18 h; Claudio 228 h + 42 h. Total 720 + 90 = 810 h. Las 20 h de #31 forman parte de la estimación histórica, aunque su tarjeta esté completada; no equivalen a un registro de horas reales.</w:t>
       </w:r>
     </w:p>
     <w:p>
@@ -3880,7 +3608,7 @@
         <w:rPr>
           <w:rtl w:val="0"/>
         </w:rPr>
-        <w:t xml:space="preserve">La capacidad resulta ajustada para la cantidad de componentes. En S3 y antes de A4 se deben contrastar estimaciones con tareas concretas; si no caben, reducir primero Should/Could o acordar formalmente un ajuste de alcance/capacidad. No prometer todas las funciones con esta carga sin esa revisión.</w:t>
+        <w:t>El total cabe en la capacidad bruta, pero no acredita por sí solo que cada dependencia quepa en el calendario. En #6 se debe distribuir cada tarea por semana y persona, descontar horas reales y ausencias, y contrastar con las fechas oficiales. La reserva se consume dentro de las 18 semanas.</w:t>
       </w:r>
     </w:p>
     <w:p>
@@ -4190,17 +3918,7 @@
                 <w:szCs w:val="18"/>
                 <w:color w:val="202020"/>
               </w:rPr>
-              <w:t xml:space="preserve">R3 · Ventana no disponible</w:t>
-              <w:br w:type="textWrapping"/>
-              <w:t xml:space="preserve">No puede ejecutarse la prueba integrada prevista.</w:t>
-            </w:r>
-            <w:r>
-              <w:rPr>
-                <w:rtl w:val="0"/>
-                <w:sz w:val="18"/>
-                <w:szCs w:val="18"/>
-                <w:color w:val="202020"/>
-              </w:rPr>
+              <w:t>R3 · Hardware, cuenta o licencia no disponible</w:t>
             </w:r>
           </w:p>
         </w:tc>
@@ -4223,15 +3941,7 @@
                 <w:szCs w:val="18"/>
                 <w:color w:val="202020"/>
               </w:rPr>
-              <w:t xml:space="preserve">Álvaro y Claudio reprograman; continuar pruebas aisladas. Registrar la validación integrada pendiente y su nueva previsión.</w:t>
-            </w:r>
-            <w:r>
-              <w:rPr>
-                <w:rtl w:val="0"/>
-                <w:sz w:val="18"/>
-                <w:szCs w:val="18"/>
-                <w:color w:val="202020"/>
-              </w:rPr>
+              <w:t>Responsable de integración verifica temprano; registra bloqueo y reprograma validación real. No sustituirla por simulación sin indicar la limitación.</w:t>
             </w:r>
           </w:p>
         </w:tc>
@@ -4540,7 +4250,7 @@
         <w:rPr>
           <w:rtl w:val="0"/>
         </w:rPr>
-        <w:t xml:space="preserve">Las ventanas de este proyecto son simuladas. Este plan no autoriza acciones sobre infraestructura productiva. Superar una ventana durante un escenario de prueba debe generar la desviación y mantener el bloqueo del recurso previstos en el diseño.</w:t>
+        <w:t>Las pruebas se realizan en el laboratorio simulado. Si faltan hardware, cuentas o licencias, se avanza con contratos y datos de prueba identificados y se conserva pendiente la validación real. Un simulador no demuestra integración física.</w:t>
       </w:r>
     </w:p>
     <w:p>
@@ -4597,13 +4307,7 @@
           <w:bCs w:val="1"/>
           <w:rtl w:val="0"/>
         </w:rPr>
-        <w:t xml:space="preserve">Pruebas prioritarias. </w:t>
-      </w:r>
-      <w:r>
-        <w:rPr>
-          <w:rtl w:val="0"/>
-        </w:rPr>
-        <w:t xml:space="preserve">Autenticación y revocación de sesiones; permisos por rol; código y serie únicos; ingesta duplicada; pérdida de comunicación; cierre de alerta persistente; acceso fuera de horario; aprobaciones simultáneas; inicio fuera de ventana; retiro de activo reservado; consulta histórica y restauración aislada.</w:t>
+        <w:t>Pruebas prioritarias: JWT y roles; inactividad de 15 minutos; recuperación de un uso y 30 minutos; bloqueo de intentos; CRUD e historial de activos; ingesta válida, inválida y repetida; umbrales y correo; Zabbix; accesos HID permitidos/denegados; Forms, calendario, decisión y ejecución; consultas móviles; Power BI; caída controlada del primario; SonarQube y pruebas controladas de inyección SQL.</w:t>
       </w:r>
     </w:p>
     <w:p>
@@ -4654,13 +4358,7 @@
           <w:bCs w:val="1"/>
           <w:rtl w:val="0"/>
         </w:rPr>
-        <w:t xml:space="preserve">Cierre del semestre. </w:t>
-      </w:r>
-      <w:r>
-        <w:rPr>
-          <w:rtl w:val="0"/>
-        </w:rPr>
-        <w:t xml:space="preserve">Demostrar los requisitos comprometidos con datos simulados identificados, conservar pruebas y defectos pendientes, entregar instrucciones de ejecución y respaldo, y preparar presentación. No afirmar alta disponibilidad, integración física o actualización BI sin evidencia específica. Las limitaciones se documentan junto con el resultado.</w:t>
+        <w:t>Cierre del semestre: demostrar los requisitos con datos de prueba identificados; conservar resultados y defectos; entregar instalación, código, configuración sin secretos, modelo de datos, APK y Power BI. Documentar limitaciones. No se añade respaldo lógico de base de datos ni se afirma disponibilidad empresarial.</w:t>
       </w:r>
     </w:p>
     <w:p>
@@ -4671,7 +4369,7 @@
         <w:rPr>
           <w:rtl w:val="0"/>
         </w:rPr>
-        <w:t xml:space="preserve">Estado de este plan: propuesta operativa derivada del 1.5. La documentación de diseño ya tiene versiones entregadas para revisión; no existe evidencia en este plan que permita declarar desarrollo o pruebas completados. Las fechas de calendario y el reparto semanal de horas se concretarán en el tablero del equipo.</w:t>
+        <w:t>Estado: capacidad semanal confirmada y estimaciones consolidadas. Los documentos son diseños y planificación revisados, pendientes de revisión conjunta. El estado de las tarjetas no sustituye evidencias de pruebas. Calendario oficial, carga semanal y horas reales siguen pendientes de contraste.</w:t>
       </w:r>
     </w:p>
     <w:p>
@@ -5227,7 +4925,7 @@
         <w:rPr>
           <w:rtl w:val="0"/>
         </w:rPr>
-        <w:t xml:space="preserve">Conservar la estructura de Fase1/Evidencias Grupales y separar diseño y gestión cuando facilite la revisión. Identificar versión y fecha de corte de cada entrega; los archivos deben abrirse y corresponder al estado reportado. El informe 1.4 continúa bajo revisión del compañero, según la coordinación del equipo.</w:t>
+        <w:t>Se conserva la estructura de GitHub y el formato de los documentos. El índice Documentación/README.md distingue versiones vigentes de antecedentes históricos. Las evidencias individuales y actas no se alteran para atribuir hechos o aprobaciones.</w:t>
       </w:r>
     </w:p>
     <w:p>
